--- a/Documentation/ANGEL-SWARM-SBOM.docx
+++ b/Documentation/ANGEL-SWARM-SBOM.docx
@@ -49,7 +49,7 @@
           <w:sz w:val="19"/>
           <w:szCs w:val="19"/>
         </w:rPr>
-        <w:t xml:space="preserve">OUT/ANGEL-SWARM-SBOM.json</w:t>
+        <w:t xml:space="preserve">Documentation/ANGEL-SWARM-SBOM.json</w:t>
       </w:r>
       <w:r>
         <w:rPr>
@@ -57,7 +57,7 @@
           <w:sz w:val="21"/>
           <w:szCs w:val="21"/>
         </w:rPr>
-        <w:t xml:space="preserve">. This document is the human-readable rendering of that file; the JSON is authoritative.</w:t>
+        <w:t xml:space="preserve">. This document is the human-readable rendering of that file; the JSON is authoritative for the dated 5 September 2026 inventory only.</w:t>
       </w:r>
     </w:p>
     <w:p>
@@ -156,6 +156,152 @@
           <w:szCs w:val="21"/>
         </w:rPr>
         <w:t xml:space="preserve"> UNCLASSIFIED // PUBLIC RELEASE // SYNTHETIC DATA // FOR DEMONSTRATION ONLY</w:t>
+      </w:r>
+    </w:p>
+    <w:tbl>
+      <w:tblPr>
+        <w:tblW w:type="dxa" w:w="10080"/>
+        <w:tblBorders>
+          <w:top w:val="single" w:color="auto" w:sz="4"/>
+          <w:left w:val="single" w:color="auto" w:sz="4"/>
+          <w:bottom w:val="single" w:color="auto" w:sz="4"/>
+          <w:right w:val="single" w:color="auto" w:sz="4"/>
+          <w:insideH w:val="single" w:color="auto" w:sz="4"/>
+          <w:insideV w:val="single" w:color="auto" w:sz="4"/>
+        </w:tblBorders>
+      </w:tblPr>
+      <w:tblGrid>
+        <w:gridCol w:w="10080"/>
+      </w:tblGrid>
+      <w:tr>
+        <w:tc>
+          <w:tcPr>
+            <w:tcW w:type="dxa" w:w="10080"/>
+            <w:tcBorders>
+              <w:top w:val="none" w:color="FFFFFF" w:sz="0"/>
+              <w:left w:val="single" w:color="1F3A5C" w:sz="18"/>
+              <w:bottom w:val="none" w:color="FFFFFF" w:sz="0"/>
+              <w:right w:val="none" w:color="FFFFFF" w:sz="0"/>
+            </w:tcBorders>
+            <w:shd w:fill="EEF2F6" w:color="auto" w:val="clear"/>
+            <w:tcMar>
+              <w:top w:type="dxa" w:w="180"/>
+              <w:left w:type="dxa" w:w="220"/>
+              <w:bottom w:type="dxa" w:w="180"/>
+              <w:right w:type="dxa" w:w="200"/>
+            </w:tcMar>
+          </w:tcPr>
+          <w:p>
+            <w:pPr>
+              <w:spacing w:after="0" w:before="0"/>
+            </w:pPr>
+            <w:r>
+              <w:rPr>
+                <w:rFonts w:ascii="Calibri" w:cs="Calibri" w:eastAsia="Calibri" w:hAnsi="Calibri"/>
+                <w:b/>
+                <w:bCs/>
+                <w:color w:val="1F3A5C"/>
+                <w:sz w:val="24"/>
+                <w:szCs w:val="24"/>
+              </w:rPr>
+              <w:t xml:space="preserve">Dated inventory:</w:t>
+            </w:r>
+            <w:r>
+              <w:rPr>
+                <w:rFonts w:ascii="Calibri" w:cs="Calibri" w:eastAsia="Calibri" w:hAnsi="Calibri"/>
+                <w:b/>
+                <w:bCs/>
+                <w:color w:val="1F3A5C"/>
+                <w:sz w:val="24"/>
+                <w:szCs w:val="24"/>
+              </w:rPr>
+              <w:t xml:space="preserve"> This SBOM records the 5 September 2026 build and is</w:t>
+            </w:r>
+          </w:p>
+          <w:p>
+            <w:pPr>
+              <w:spacing w:after="0" w:before="0"/>
+            </w:pPr>
+            <w:r>
+              <w:rPr>
+                <w:rFonts w:ascii="Calibri" w:cs="Calibri" w:eastAsia="Calibri" w:hAnsi="Calibri"/>
+                <w:b/>
+                <w:bCs/>
+                <w:color w:val="1F3A5C"/>
+                <w:sz w:val="24"/>
+                <w:szCs w:val="24"/>
+              </w:rPr>
+              <w:t xml:space="preserve">retained as historical component and licence evidence. Product files and</w:t>
+            </w:r>
+          </w:p>
+          <w:p>
+            <w:pPr>
+              <w:spacing w:after="0" w:before="0"/>
+            </w:pPr>
+            <w:r>
+              <w:rPr>
+                <w:rFonts w:ascii="Calibri" w:cs="Calibri" w:eastAsia="Calibri" w:hAnsi="Calibri"/>
+                <w:b/>
+                <w:bCs/>
+                <w:color w:val="1F3A5C"/>
+                <w:sz w:val="24"/>
+                <w:szCs w:val="24"/>
+              </w:rPr>
+              <w:t xml:space="preserve">documentation have changed since it was generated. Use </w:t>
+            </w:r>
+            <w:r>
+              <w:rPr>
+                <w:rFonts w:ascii="Consolas" w:cs="Consolas" w:eastAsia="Consolas" w:hAnsi="Consolas"/>
+                <w:b/>
+                <w:bCs/>
+                <w:color w:val="1F3A5C"/>
+                <w:sz w:val="22"/>
+                <w:szCs w:val="22"/>
+              </w:rPr>
+              <w:t xml:space="preserve">CHECKSUMS-REPO.txt</w:t>
+            </w:r>
+          </w:p>
+          <w:p>
+            <w:pPr>
+              <w:spacing w:after="0" w:before="0"/>
+            </w:pPr>
+            <w:r>
+              <w:rPr>
+                <w:rFonts w:ascii="Calibri" w:cs="Calibri" w:eastAsia="Calibri" w:hAnsi="Calibri"/>
+                <w:b/>
+                <w:bCs/>
+                <w:color w:val="1F3A5C"/>
+                <w:sz w:val="24"/>
+                <w:szCs w:val="24"/>
+              </w:rPr>
+              <w:t xml:space="preserve">for current tracked-file integrity; do not treat the hashes or copied</w:t>
+            </w:r>
+          </w:p>
+          <w:p>
+            <w:pPr>
+              <w:spacing w:after="0" w:before="0"/>
+            </w:pPr>
+            <w:r>
+              <w:rPr>
+                <w:rFonts w:ascii="Calibri" w:cs="Calibri" w:eastAsia="Calibri" w:hAnsi="Calibri"/>
+                <w:b/>
+                <w:bCs/>
+                <w:color w:val="1F3A5C"/>
+                <w:sz w:val="24"/>
+                <w:szCs w:val="24"/>
+              </w:rPr>
+              <w:t xml:space="preserve">self-test total below as measurements of the current checkout.</w:t>
+            </w:r>
+          </w:p>
+        </w:tc>
+      </w:tr>
+    </w:tbl>
+    <w:p>
+      <w:pPr>
+        <w:spacing w:after="200"/>
+      </w:pPr>
+      <w:r>
+        <w:t xml:space="preserve"/>
       </w:r>
     </w:p>
     <w:p>
@@ -9331,7 +9477,27 @@
                 <w:sz w:val="19"/>
                 <w:szCs w:val="19"/>
               </w:rPr>
-              <w:t xml:space="preserve">Synthetic cohort. Waveform morphology follows the published response of the peripheral pulse to central volume loss; it is not patient data and no patient data was used. The fielded analogue is CipherOx CRM, FDA 510(k) K173929.</w:t>
+              <w:t xml:space="preserve">Synthetic cohort. Waveform morphology follows the published response of the peripheral pulse to central volume loss; it is not patient data and no patient data was used. </w:t>
+            </w:r>
+            <w:r>
+              <w:rPr>
+                <w:b/>
+                <w:bCs/>
+                <w:color w:val="1A1A1A"/>
+                <w:sz w:val="19"/>
+                <w:szCs w:val="19"/>
+              </w:rPr>
+              <w:t xml:space="preserve">CipherOx CRI M1 is the reference device</w:t>
+            </w:r>
+            <w:r>
+              <w:rPr>
+                <w:b w:val="false"/>
+                <w:bCs w:val="false"/>
+                <w:color w:val="1A1A1A"/>
+                <w:sz w:val="19"/>
+                <w:szCs w:val="19"/>
+              </w:rPr>
+              <w:t xml:space="preserve"> for the compensatory-reserve concept; the model is not that device.</w:t>
             </w:r>
           </w:p>
         </w:tc>
@@ -10111,7 +10277,7 @@
                 <w:sz w:val="19"/>
                 <w:szCs w:val="19"/>
               </w:rPr>
-              <w:t xml:space="preserve">The shipped single-page application (Claude Design canvas template plus component logic).</w:t>
+              <w:t xml:space="preserve">The shipped single-page application (Design Canvas template plus component logic).</w:t>
             </w:r>
           </w:p>
         </w:tc>
@@ -10540,7 +10706,7 @@
                 <w:sz w:val="19"/>
                 <w:szCs w:val="19"/>
               </w:rPr>
-              <w:t xml:space="preserve">Claude Design canvas runtime (React-based renderer for the x-dc template).</w:t>
+              <w:t xml:space="preserve">Design Canvas runtime (React-based renderer for the x-dc template).</w:t>
             </w:r>
           </w:p>
         </w:tc>
@@ -13318,6 +13484,126 @@
           <w:szCs w:val="21"/>
         </w:rPr>
         <w:t xml:space="preserve"> throughout rather than assumed to be permissive.</w:t>
+      </w:r>
+    </w:p>
+    <w:p>
+      <w:pPr>
+        <w:spacing w:after="140" w:before="60"/>
+        <w:jc w:val="left"/>
+      </w:pPr>
+      <w:r>
+        <w:rPr>
+          <w:color w:val="1A1A1A"/>
+          <w:sz w:val="21"/>
+          <w:szCs w:val="21"/>
+        </w:rPr>
+        <w:t xml:space="preserve">The telemetry names are deliberately separate: </w:t>
+      </w:r>
+      <w:r>
+        <w:rPr>
+          <w:b/>
+          <w:bCs/>
+          <w:color w:val="1A1A1A"/>
+          <w:sz w:val="21"/>
+          <w:szCs w:val="21"/>
+        </w:rPr>
+        <w:t xml:space="preserve">Sempulse Halo (example)</w:t>
+      </w:r>
+      <w:r>
+        <w:rPr>
+          <w:color w:val="1A1A1A"/>
+          <w:sz w:val="21"/>
+          <w:szCs w:val="21"/>
+        </w:rPr>
+        <w:t xml:space="preserve"> is a wearable source; </w:t>
+      </w:r>
+      <w:r>
+        <w:rPr>
+          <w:b/>
+          <w:bCs/>
+          <w:color w:val="1A1A1A"/>
+          <w:sz w:val="21"/>
+          <w:szCs w:val="21"/>
+        </w:rPr>
+        <w:t xml:space="preserve">CipherOx CRI M1 (reference)</w:t>
+      </w:r>
+      <w:r>
+        <w:rPr>
+          <w:color w:val="1A1A1A"/>
+          <w:sz w:val="21"/>
+          <w:szCs w:val="21"/>
+        </w:rPr>
+        <w:t xml:space="preserve"> anchors the compensatory-reserve concept; </w:t>
+      </w:r>
+      <w:r>
+        <w:rPr>
+          <w:b/>
+          <w:bCs/>
+          <w:color w:val="1A1A1A"/>
+          <w:sz w:val="21"/>
+          <w:szCs w:val="21"/>
+        </w:rPr>
+        <w:t xml:space="preserve">BATDOK-J</w:t>
+      </w:r>
+      <w:r>
+        <w:rPr>
+          <w:color w:val="1A1A1A"/>
+          <w:sz w:val="21"/>
+          <w:szCs w:val="21"/>
+        </w:rPr>
+        <w:t xml:space="preserve"> is the plausible producer/interface. The shipped listener is receive-only and off unless </w:t>
+      </w:r>
+      <w:r>
+        <w:rPr>
+          <w:rFonts w:ascii="Consolas" w:cs="Consolas" w:eastAsia="Consolas" w:hAnsi="Consolas"/>
+          <w:color w:val="1A1A1A"/>
+          <w:sz w:val="19"/>
+          <w:szCs w:val="19"/>
+        </w:rPr>
+        <w:t xml:space="preserve">-cot</w:t>
+      </w:r>
+      <w:r>
+        <w:rPr>
+          <w:color w:val="1A1A1A"/>
+          <w:sz w:val="21"/>
+          <w:szCs w:val="21"/>
+        </w:rPr>
+        <w:t xml:space="preserve"> is passed; </w:t>
+      </w:r>
+      <w:r>
+        <w:rPr>
+          <w:rFonts w:ascii="Consolas" w:cs="Consolas" w:eastAsia="Consolas" w:hAnsi="Consolas"/>
+          <w:color w:val="1A1A1A"/>
+          <w:sz w:val="19"/>
+          <w:szCs w:val="19"/>
+        </w:rPr>
+        <w:t xml:space="preserve">cotsim</w:t>
+      </w:r>
+      <w:r>
+        <w:rPr>
+          <w:color w:val="1A1A1A"/>
+          <w:sz w:val="21"/>
+          <w:szCs w:val="21"/>
+        </w:rPr>
+        <w:t xml:space="preserve"> exercises a prototype medical detail extension that is not a ratified CoT schema. </w:t>
+      </w:r>
+      <w:r>
+        <w:rPr>
+          <w:b/>
+          <w:bCs/>
+          <w:color w:val="1A1A1A"/>
+          <w:sz w:val="21"/>
+          <w:szCs w:val="21"/>
+        </w:rPr>
+        <w:t xml:space="preserve">ANGEL SWARM has not tested an integration with any real Sempulse Halo, CipherOx CRI M1, or BATDOK-J.</w:t>
+      </w:r>
+      <w:r>
+        <w:rPr>
+          <w:color w:val="1A1A1A"/>
+          <w:sz w:val="21"/>
+          <w:szCs w:val="21"/>
+        </w:rPr>
+        <w:t xml:space="preserve"> This SBOM therefore makes no compatibility, operational-use, or completed-integration claim about them.</w:t>
       </w:r>
     </w:p>
     <w:p>
